--- a/Lebenslauf.docx
+++ b/Lebenslauf.docx
@@ -2,1015 +2,1423 @@
 <file path=word/document.xml><?xml version="1.0" encoding="utf-8"?>
 <w:document xmlns:wpc="http://schemas.microsoft.com/office/word/2010/wordprocessingCanvas" xmlns:cx="http://schemas.microsoft.com/office/drawing/2014/chartex" xmlns:cx1="http://schemas.microsoft.com/office/drawing/2015/9/8/chartex" xmlns:cx2="http://schemas.microsoft.com/office/drawing/2015/10/21/chartex" xmlns:cx3="http://schemas.microsoft.com/office/drawing/2016/5/9/chartex" xmlns:cx4="http://schemas.microsoft.com/office/drawing/2016/5/10/chartex" xmlns:cx5="http://schemas.microsoft.com/office/drawing/2016/5/11/chartex" xmlns:cx6="http://schemas.microsoft.com/office/drawing/2016/5/12/chartex" xmlns:cx7="http://schemas.microsoft.com/office/drawing/2016/5/13/chartex" xmlns:cx8="http://schemas.microsoft.com/office/drawing/2016/5/14/chartex" xmlns:mc="http://schemas.openxmlformats.org/markup-compatibility/2006" xmlns:aink="http://schemas.microsoft.com/office/drawing/2016/ink" xmlns:am3d="http://schemas.microsoft.com/office/drawing/2017/model3d" xmlns:o="urn:schemas-microsoft-com:office:office" xmlns:oel="http://schemas.microsoft.com/office/2019/extlst" xmlns:r="http://schemas.openxmlformats.org/officeDocument/2006/relationships" xmlns:m="http://schemas.openxmlformats.org/officeDocument/2006/math" xmlns:v="urn:schemas-microsoft-com:vml" xmlns:wp14="http://schemas.microsoft.com/office/word/2010/wordprocessingDrawing" xmlns:wp="http://schemas.openxmlformats.org/drawingml/2006/wordprocessingDrawing" xmlns:w10="urn:schemas-microsoft-com:office:word" xmlns:w="http://schemas.openxmlformats.org/wordprocessingml/2006/main" xmlns:w14="http://schemas.microsoft.com/office/word/2010/wordml" xmlns:w15="http://schemas.microsoft.com/office/word/2012/wordml" xmlns:w16cex="http://schemas.microsoft.com/office/word/2018/wordml/cex" xmlns:w16cid="http://schemas.microsoft.com/office/word/2016/wordml/cid" xmlns:w16="http://schemas.microsoft.com/office/word/2018/wordml" xmlns:w16du="http://schemas.microsoft.com/office/word/2023/wordml/word16du" xmlns:w16sdtdh="http://schemas.microsoft.com/office/word/2020/wordml/sdtdatahash" xmlns:w16sdtfl="http://schemas.microsoft.com/office/word/2024/wordml/sdtformatlock" xmlns:w16se="http://schemas.microsoft.com/office/word/2015/wordml/symex" xmlns:wpg="http://schemas.microsoft.com/office/word/2010/wordprocessingGroup" xmlns:wpi="http://schemas.microsoft.com/office/word/2010/wordprocessingInk" xmlns:wne="http://schemas.microsoft.com/office/word/2006/wordml" xmlns:wps="http://schemas.microsoft.com/office/word/2010/wordprocessingShape" mc:Ignorable="w14 w15 w16se w16cid w16 w16cex w16sdtdh w16sdtfl w16du wp14">
   <w:body>
-    <w:p>
-      <w:pPr>
-        <w:spacing w:after="40"/>
-        <w:rPr>
-          <w:b/>
-          <w:color w:val="1A1A1A"/>
-          <w:sz w:val="52"/>
-        </w:rPr>
-      </w:pPr>
-      <w:r>
-        <w:rPr>
-          <w:b/>
-          <w:color w:val="1A1A1A"/>
-          <w:sz w:val="52"/>
-        </w:rPr>
-        <w:t>Omar Fourati</w:t>
-      </w:r>
-    </w:p>
-    <w:p>
-      <w:pPr>
-        <w:spacing w:after="40"/>
-        <w:rPr>
-          <w:color w:val="555555"/>
-          <w:sz w:val="22"/>
-        </w:rPr>
-      </w:pPr>
-      <w:r>
-        <w:rPr>
-          <w:color w:val="555555"/>
-          <w:sz w:val="22"/>
-        </w:rPr>
-        <w:t>Full-Stack Developer &amp; KI-Spezialist</w:t>
-      </w:r>
-    </w:p>
-    <w:p>
-      <w:pPr>
-        <w:spacing w:after="20"/>
-        <w:rPr>
-          <w:color w:val="444444"/>
-          <w:sz w:val="20"/>
-        </w:rPr>
-      </w:pPr>
-      <w:r>
-        <w:rPr>
-          <w:color w:val="444444"/>
-          <w:sz w:val="20"/>
-        </w:rPr>
-        <w:t>Köln, Deutschland</w:t>
-      </w:r>
-    </w:p>
-    <w:p>
-      <w:pPr>
-        <w:spacing w:after="20"/>
-        <w:rPr>
-          <w:color w:val="444444"/>
-          <w:sz w:val="20"/>
-        </w:rPr>
-      </w:pPr>
-      <w:r>
-        <w:rPr>
-          <w:color w:val="444444"/>
-          <w:sz w:val="20"/>
-        </w:rPr>
-        <w:t>fourati.omar55@gmail.com  |  info@omarfourati.de</w:t>
-      </w:r>
-    </w:p>
-    <w:p>
-      <w:pPr>
-        <w:spacing w:after="20"/>
-        <w:rPr>
-          <w:color w:val="444444"/>
-          <w:sz w:val="20"/>
-        </w:rPr>
-      </w:pPr>
-      <w:r>
-        <w:rPr>
-          <w:color w:val="444444"/>
-          <w:sz w:val="20"/>
-        </w:rPr>
-        <w:t>linkedin.com/in/omar-fourati-63a9b11ba  |  github.com/omarfourati55</w:t>
-      </w:r>
-    </w:p>
-    <w:p>
-      <w:pPr>
-        <w:spacing w:after="20"/>
-        <w:rPr>
-          <w:color w:val="444444"/>
-          <w:sz w:val="20"/>
-        </w:rPr>
-      </w:pPr>
-      <w:r>
-        <w:rPr>
-          <w:color w:val="444444"/>
-          <w:sz w:val="20"/>
-        </w:rPr>
-        <w:t>omarfourati.de</w:t>
-      </w:r>
-    </w:p>
-    <w:p>
-      <w:pPr>
-        <w:spacing w:after="120"/>
-        <w:rPr>
-          <w:color w:val="444444"/>
-          <w:sz w:val="2"/>
-        </w:rPr>
-      </w:pPr>
-    </w:p>
-    <w:p>
-      <w:pPr>
-        <w:spacing w:before="160" w:after="40"/>
-        <w:rPr>
-          <w:b/>
-          <w:color w:val="1A1A1A"/>
-          <w:sz w:val="26"/>
-        </w:rPr>
-      </w:pPr>
-      <w:r>
-        <w:rPr>
-          <w:b/>
-          <w:caps/>
-          <w:color w:val="1A1A1A"/>
-          <w:sz w:val="26"/>
-        </w:rPr>
-        <w:t>Berufserfahrung</w:t>
-      </w:r>
-    </w:p>
-    <w:p>
-      <w:pPr>
-        <w:spacing w:before="160" w:after="120"/>
-        <w:rPr>
-          <w:color w:val="1A1A1A"/>
-          <w:sz w:val="2"/>
-        </w:rPr>
-      </w:pPr>
-    </w:p>
-    <w:p>
-      <w:pPr>
-        <w:spacing w:before="160" w:after="20"/>
-        <w:rPr>
-          <w:b/>
-          <w:color w:val="1A1A1A"/>
-          <w:sz w:val="22"/>
-        </w:rPr>
-      </w:pPr>
-      <w:r>
-        <w:rPr>
-          <w:b/>
-          <w:color w:val="1A1A1A"/>
-          <w:sz w:val="22"/>
-        </w:rPr>
-        <w:t>Software Developer (Vollzeit)  —  Keravonos GmbH, Köln</w:t>
-      </w:r>
-    </w:p>
-    <w:p>
-      <w:pPr>
-        <w:spacing w:before="160" w:after="40"/>
-        <w:rPr>
-          <w:color w:val="666666"/>
-          <w:sz w:val="20"/>
-        </w:rPr>
-      </w:pPr>
-      <w:r>
-        <w:rPr>
-          <w:color w:val="666666"/>
-          <w:sz w:val="20"/>
-        </w:rPr>
-        <w:t>Oktober 2025 – heute</w:t>
-      </w:r>
-    </w:p>
-    <w:p>
-      <w:pPr>
-        <w:spacing w:before="160" w:after="20"/>
-        <w:rPr>
-          <w:color w:val="333333"/>
-          <w:sz w:val="20"/>
-        </w:rPr>
-      </w:pPr>
-      <w:r>
-        <w:rPr>
-          <w:color w:val="333333"/>
-          <w:sz w:val="20"/>
-        </w:rPr>
-        <w:t>• Entwicklung moderner Web-Applikationen und KI-Plattformen</w:t>
-      </w:r>
-    </w:p>
-    <w:p>
-      <w:pPr>
-        <w:spacing w:before="160" w:after="20"/>
-        <w:rPr>
-          <w:color w:val="333333"/>
-          <w:sz w:val="20"/>
-        </w:rPr>
-      </w:pPr>
-      <w:r>
-        <w:rPr>
-          <w:color w:val="333333"/>
-          <w:sz w:val="20"/>
-        </w:rPr>
-        <w:t>• Projekte: KerChat (Echtzeit-Chat-Plattform), Pronto (B2B Sales Intelligence AI), RentGate (Immobilien-Plattform)</w:t>
-      </w:r>
-    </w:p>
-    <w:p>
-      <w:pPr>
-        <w:spacing w:before="160" w:after="20"/>
-        <w:rPr>
-          <w:color w:val="333333"/>
-          <w:sz w:val="20"/>
-        </w:rPr>
-      </w:pPr>
-      <w:r>
-        <w:rPr>
-          <w:color w:val="333333"/>
-          <w:sz w:val="20"/>
-        </w:rPr>
-        <w:t>• Kundenprojekte für ABUS Kransysteme GmbH</w:t>
-      </w:r>
-    </w:p>
-    <w:p>
-      <w:pPr>
-        <w:spacing w:before="160" w:after="120"/>
-        <w:rPr>
-          <w:color w:val="333333"/>
-          <w:sz w:val="20"/>
-        </w:rPr>
-      </w:pPr>
-      <w:r>
-        <w:rPr>
-          <w:color w:val="333333"/>
-          <w:sz w:val="20"/>
-        </w:rPr>
-        <w:t>• Stack: Vue 3, FastAPI, TypeScript, PostgreSQL, OpenAI API, Docker</w:t>
-      </w:r>
-    </w:p>
-    <w:p>
-      <w:pPr>
-        <w:spacing w:before="160" w:after="20"/>
-        <w:rPr>
-          <w:b/>
-          <w:color w:val="1A1A1A"/>
-          <w:sz w:val="22"/>
-        </w:rPr>
-      </w:pPr>
-      <w:r>
-        <w:rPr>
-          <w:b/>
-          <w:color w:val="1A1A1A"/>
-          <w:sz w:val="22"/>
-        </w:rPr>
-        <w:t>Werkstudent Softwareentwicklung  —  Keravonos GmbH, Köln</w:t>
-      </w:r>
-    </w:p>
-    <w:p>
-      <w:pPr>
-        <w:spacing w:before="160" w:after="40"/>
-        <w:rPr>
-          <w:color w:val="666666"/>
-          <w:sz w:val="20"/>
-        </w:rPr>
-      </w:pPr>
-      <w:r>
-        <w:rPr>
-          <w:color w:val="666666"/>
-          <w:sz w:val="20"/>
-        </w:rPr>
-        <w:t>März 2023 – September 2025</w:t>
-      </w:r>
-    </w:p>
-    <w:p>
-      <w:pPr>
-        <w:spacing w:before="160" w:after="20"/>
-        <w:rPr>
-          <w:color w:val="333333"/>
-          <w:sz w:val="20"/>
-        </w:rPr>
-      </w:pPr>
-      <w:r>
-        <w:rPr>
-          <w:color w:val="333333"/>
-          <w:sz w:val="20"/>
-        </w:rPr>
-        <w:t>• Entwicklung von KerChat (Slack-Clone mit WebSockets) und Pronto (B2B Intent-Signal-Plattform mit OpenAI)</w:t>
-      </w:r>
-    </w:p>
-    <w:p>
-      <w:pPr>
-        <w:spacing w:before="160" w:after="20"/>
-        <w:rPr>
-          <w:color w:val="333333"/>
-          <w:sz w:val="20"/>
-        </w:rPr>
-      </w:pPr>
-      <w:r>
-        <w:rPr>
-          <w:color w:val="333333"/>
-          <w:sz w:val="20"/>
-        </w:rPr>
-        <w:t>• Kundenprojekte für ABUS Kransysteme GmbH: interne Web-Applikationen für industrielle Prozesse</w:t>
-      </w:r>
-    </w:p>
-    <w:p>
-      <w:pPr>
-        <w:spacing w:before="160"/>
-        <w:rPr>
-          <w:color w:val="333333"/>
-          <w:sz w:val="20"/>
-        </w:rPr>
-      </w:pPr>
-      <w:r>
-        <w:rPr>
-          <w:color w:val="333333"/>
-          <w:sz w:val="20"/>
-        </w:rPr>
-        <w:t>• Stack: Vue 3, FastAPI, WebSockets, OAuth 2.0, TypeScript, MariaDB</w:t>
-      </w:r>
-    </w:p>
-    <w:p>
-      <w:pPr>
-        <w:spacing w:before="160" w:after="40"/>
-        <w:rPr>
-          <w:b/>
-          <w:color w:val="1A1A1A"/>
-          <w:sz w:val="26"/>
-        </w:rPr>
-      </w:pPr>
-      <w:r>
-        <w:rPr>
-          <w:b/>
-          <w:caps/>
-          <w:color w:val="1A1A1A"/>
-          <w:sz w:val="26"/>
-        </w:rPr>
-        <w:t>Ausbildung</w:t>
-      </w:r>
-    </w:p>
-    <w:p>
-      <w:pPr>
-        <w:spacing w:before="160" w:after="120"/>
-        <w:rPr>
-          <w:color w:val="1A1A1A"/>
-          <w:sz w:val="2"/>
-        </w:rPr>
-      </w:pPr>
-    </w:p>
-    <w:p>
-      <w:pPr>
-        <w:spacing w:before="160" w:after="20"/>
-        <w:rPr>
-          <w:b/>
-          <w:color w:val="1A1A1A"/>
-          <w:sz w:val="22"/>
-        </w:rPr>
-      </w:pPr>
-      <w:r>
-        <w:rPr>
-          <w:b/>
-          <w:color w:val="1A1A1A"/>
-          <w:sz w:val="22"/>
-        </w:rPr>
-        <w:t>B.Sc. Informatik  —  TH Köln, Campus Gummersbach</w:t>
-      </w:r>
-    </w:p>
-    <w:p>
-      <w:pPr>
-        <w:spacing w:before="160" w:after="40"/>
-        <w:rPr>
-          <w:color w:val="666666"/>
-          <w:sz w:val="20"/>
-        </w:rPr>
-      </w:pPr>
-      <w:r>
-        <w:rPr>
-          <w:color w:val="666666"/>
-          <w:sz w:val="20"/>
-        </w:rPr>
-        <w:t>2020 – September 2025</w:t>
-      </w:r>
-    </w:p>
-    <w:p>
-      <w:pPr>
-        <w:spacing w:before="160" w:after="120"/>
-        <w:rPr>
-          <w:color w:val="333333"/>
-          <w:sz w:val="20"/>
-        </w:rPr>
-      </w:pPr>
-      <w:r>
-        <w:rPr>
-          <w:color w:val="333333"/>
-          <w:sz w:val="20"/>
-        </w:rPr>
-        <w:t>Schwerpunkt: Softwareentwicklung, Algorithmen, KI-Systeme</w:t>
-      </w:r>
-    </w:p>
-    <w:p>
-      <w:pPr>
-        <w:spacing w:before="160" w:after="20"/>
-        <w:rPr>
-          <w:b/>
-          <w:color w:val="1A1A1A"/>
-          <w:sz w:val="22"/>
-        </w:rPr>
-      </w:pPr>
-      <w:r>
-        <w:rPr>
-          <w:b/>
-          <w:color w:val="1A1A1A"/>
-          <w:sz w:val="22"/>
-        </w:rPr>
-        <w:t>DSH-Prüfung, Note 2  —  F+U Academy Heidelberg / TH Köln</w:t>
-      </w:r>
-    </w:p>
-    <w:p>
-      <w:pPr>
-        <w:spacing w:before="160" w:after="40"/>
-        <w:rPr>
-          <w:color w:val="666666"/>
-          <w:sz w:val="20"/>
-        </w:rPr>
-      </w:pPr>
-      <w:r>
-        <w:rPr>
-          <w:color w:val="666666"/>
-          <w:sz w:val="20"/>
-        </w:rPr>
-        <w:t>2018 – 2020</w:t>
-      </w:r>
-    </w:p>
-    <w:p>
-      <w:pPr>
-        <w:spacing w:before="160" w:after="120"/>
-        <w:rPr>
-          <w:color w:val="333333"/>
-          <w:sz w:val="20"/>
-        </w:rPr>
-      </w:pPr>
-      <w:r>
-        <w:rPr>
-          <w:color w:val="333333"/>
-          <w:sz w:val="20"/>
-        </w:rPr>
-        <w:t>Deutsche Sprachprüfung für den Hochschulzugang</w:t>
-      </w:r>
-    </w:p>
-    <w:p>
-      <w:pPr>
-        <w:spacing w:before="160" w:after="20"/>
-        <w:rPr>
-          <w:b/>
-          <w:color w:val="1A1A1A"/>
-          <w:sz w:val="22"/>
-        </w:rPr>
-      </w:pPr>
-      <w:r>
-        <w:rPr>
-          <w:b/>
-          <w:color w:val="1A1A1A"/>
-          <w:sz w:val="22"/>
-        </w:rPr>
-        <w:t>Mathematik Abitur  —  L.A.K.C Gymnasium, Sfax (Tunesien)</w:t>
-      </w:r>
-    </w:p>
-    <w:p>
-      <w:pPr>
-        <w:spacing w:before="160" w:after="120"/>
-        <w:rPr>
-          <w:color w:val="666666"/>
-          <w:sz w:val="20"/>
-        </w:rPr>
-      </w:pPr>
-      <w:r>
-        <w:rPr>
-          <w:color w:val="666666"/>
-          <w:sz w:val="20"/>
-        </w:rPr>
-        <w:t>2013 – 2017</w:t>
-      </w:r>
-    </w:p>
-    <w:p>
-      <w:pPr>
-        <w:spacing w:before="160" w:after="20"/>
-        <w:rPr>
-          <w:b/>
-          <w:color w:val="1A1A1A"/>
-          <w:sz w:val="22"/>
-        </w:rPr>
-      </w:pPr>
-      <w:r>
-        <w:rPr>
-          <w:b/>
-          <w:color w:val="1A1A1A"/>
-          <w:sz w:val="22"/>
-        </w:rPr>
-        <w:t>Realschulabschluss  —  Am Chihia Realschule, Sfax (Tunesien)</w:t>
-      </w:r>
-    </w:p>
-    <w:p>
-      <w:pPr>
-        <w:spacing w:before="160" w:after="120"/>
-        <w:rPr>
-          <w:color w:val="666666"/>
-          <w:sz w:val="20"/>
-        </w:rPr>
-      </w:pPr>
-      <w:r>
-        <w:rPr>
-          <w:color w:val="666666"/>
-          <w:sz w:val="20"/>
-        </w:rPr>
-        <w:t>2011 – 2013</w:t>
-      </w:r>
-    </w:p>
-    <w:p>
-      <w:pPr>
-        <w:spacing w:before="160" w:after="40"/>
-        <w:rPr>
-          <w:b/>
-          <w:color w:val="1A1A1A"/>
-          <w:sz w:val="26"/>
-        </w:rPr>
-      </w:pPr>
-      <w:r>
-        <w:rPr>
-          <w:b/>
-          <w:caps/>
-          <w:color w:val="1A1A1A"/>
-          <w:sz w:val="26"/>
-        </w:rPr>
-        <w:t>Technische Kenntnisse</w:t>
-      </w:r>
-    </w:p>
-    <w:p>
-      <w:pPr>
-        <w:spacing w:before="160" w:after="120"/>
-        <w:rPr>
-          <w:color w:val="1A1A1A"/>
-          <w:sz w:val="2"/>
-        </w:rPr>
-      </w:pPr>
-    </w:p>
-    <w:p>
-      <w:pPr>
-        <w:spacing w:before="160" w:after="60"/>
-        <w:rPr>
-          <w:color w:val="333333"/>
-          <w:sz w:val="20"/>
-        </w:rPr>
-      </w:pPr>
-      <w:r>
-        <w:rPr>
-          <w:b/>
-          <w:color w:val="1A1A1A"/>
-          <w:sz w:val="20"/>
-        </w:rPr>
-        <w:t xml:space="preserve">Frontend:  </w:t>
-      </w:r>
-      <w:r>
-        <w:rPr>
-          <w:color w:val="333333"/>
-          <w:sz w:val="20"/>
-        </w:rPr>
-        <w:t>React, Next.js 15, TypeScript, Vue 3, Tailwind CSS, Framer Motion</w:t>
-      </w:r>
-    </w:p>
-    <w:p>
-      <w:pPr>
-        <w:spacing w:before="160" w:after="60"/>
-        <w:rPr>
-          <w:color w:val="333333"/>
-          <w:sz w:val="20"/>
-        </w:rPr>
-      </w:pPr>
-      <w:r>
-        <w:rPr>
-          <w:b/>
-          <w:color w:val="1A1A1A"/>
-          <w:sz w:val="20"/>
-        </w:rPr>
-        <w:t xml:space="preserve">Backend:  </w:t>
-      </w:r>
-      <w:r>
-        <w:rPr>
-          <w:color w:val="333333"/>
-          <w:sz w:val="20"/>
-        </w:rPr>
-        <w:t>Python, FastAPI, Node.js, PostgreSQL, REST APIs, WebSockets, Docker</w:t>
-      </w:r>
-    </w:p>
-    <w:p>
-      <w:pPr>
-        <w:spacing w:before="160" w:after="60"/>
-        <w:rPr>
-          <w:color w:val="333333"/>
-          <w:sz w:val="20"/>
-        </w:rPr>
-      </w:pPr>
-      <w:r>
-        <w:rPr>
-          <w:b/>
-          <w:color w:val="1A1A1A"/>
-          <w:sz w:val="20"/>
-        </w:rPr>
-        <w:t xml:space="preserve">KI / ML:  </w:t>
-      </w:r>
-      <w:r>
-        <w:rPr>
-          <w:color w:val="333333"/>
-          <w:sz w:val="20"/>
-        </w:rPr>
-        <w:t>OpenAI API (GPT-4o), Claude API, Gemini, TensorFlow, PyTorch, XGBoost, LangChain</w:t>
-      </w:r>
-    </w:p>
-    <w:p>
-      <w:pPr>
-        <w:spacing w:before="160" w:after="60"/>
-        <w:rPr>
-          <w:color w:val="333333"/>
-          <w:sz w:val="20"/>
-        </w:rPr>
-      </w:pPr>
-      <w:r>
-        <w:rPr>
-          <w:b/>
-          <w:color w:val="1A1A1A"/>
-          <w:sz w:val="20"/>
-        </w:rPr>
-        <w:t xml:space="preserve">Datenbanken:  </w:t>
-      </w:r>
-      <w:r>
-        <w:rPr>
-          <w:color w:val="333333"/>
-          <w:sz w:val="20"/>
-        </w:rPr>
-        <w:t>PostgreSQL, MariaDB, Supabase, Prisma ORM</w:t>
-      </w:r>
-    </w:p>
-    <w:p>
-      <w:pPr>
-        <w:spacing w:before="160" w:after="60"/>
-        <w:rPr>
-          <w:color w:val="333333"/>
-          <w:sz w:val="20"/>
-        </w:rPr>
-      </w:pPr>
-      <w:r>
-        <w:rPr>
-          <w:b/>
-          <w:color w:val="1A1A1A"/>
-          <w:sz w:val="20"/>
-        </w:rPr>
-        <w:t xml:space="preserve">DevOps:  </w:t>
-      </w:r>
-      <w:r>
-        <w:rPr>
-          <w:color w:val="333333"/>
-          <w:sz w:val="20"/>
-        </w:rPr>
-        <w:t>Docker, GitHub Actions, Vercel, Nginx, Linux, CI/CD</w:t>
-      </w:r>
-    </w:p>
-    <w:p>
-      <w:pPr>
-        <w:spacing w:before="160" w:after="60"/>
-        <w:rPr>
-          <w:color w:val="333333"/>
-          <w:sz w:val="20"/>
-        </w:rPr>
-      </w:pPr>
-      <w:r>
-        <w:rPr>
-          <w:b/>
-          <w:color w:val="1A1A1A"/>
-          <w:sz w:val="20"/>
-        </w:rPr>
-        <w:t xml:space="preserve">Sicherheit:  </w:t>
-      </w:r>
-      <w:r>
-        <w:rPr>
-          <w:color w:val="333333"/>
-          <w:sz w:val="20"/>
-        </w:rPr>
-        <w:t>AES-256-GCM, OAuth 2.0, JWT, Zero-Knowledge-Architektur</w:t>
-      </w:r>
-    </w:p>
-    <w:p>
-      <w:pPr>
-        <w:spacing w:before="160" w:after="40"/>
-        <w:rPr>
-          <w:b/>
-          <w:color w:val="1A1A1A"/>
-          <w:sz w:val="26"/>
-        </w:rPr>
-      </w:pPr>
-      <w:r>
-        <w:rPr>
-          <w:b/>
-          <w:caps/>
-          <w:color w:val="1A1A1A"/>
-          <w:sz w:val="26"/>
-        </w:rPr>
-        <w:t>Zertifikate &amp; Weiterbildung</w:t>
-      </w:r>
-    </w:p>
-    <w:p>
-      <w:pPr>
-        <w:spacing w:before="160" w:after="120"/>
-        <w:rPr>
-          <w:color w:val="1A1A1A"/>
-          <w:sz w:val="2"/>
-        </w:rPr>
-      </w:pPr>
-    </w:p>
-    <w:p>
-      <w:pPr>
-        <w:spacing w:before="160" w:after="20"/>
-        <w:rPr>
-          <w:b/>
-          <w:color w:val="1A1A1A"/>
-          <w:sz w:val="20"/>
-        </w:rPr>
-      </w:pPr>
-      <w:r>
-        <w:rPr>
-          <w:b/>
-          <w:color w:val="1A1A1A"/>
-          <w:sz w:val="20"/>
-        </w:rPr>
-        <w:t>JavaScript: From Zero to Expert</w:t>
-      </w:r>
-    </w:p>
-    <w:p>
-      <w:pPr>
-        <w:spacing w:before="160" w:after="100"/>
-        <w:rPr>
-          <w:color w:val="666666"/>
-          <w:sz w:val="20"/>
-        </w:rPr>
-      </w:pPr>
-      <w:r>
-        <w:rPr>
-          <w:color w:val="666666"/>
-          <w:sz w:val="20"/>
-        </w:rPr>
-        <w:t>Udemy  |  2023</w:t>
-      </w:r>
-    </w:p>
-    <w:p>
-      <w:pPr>
-        <w:spacing w:before="160" w:after="20"/>
-        <w:rPr>
-          <w:b/>
-          <w:color w:val="1A1A1A"/>
-          <w:sz w:val="20"/>
-        </w:rPr>
-      </w:pPr>
-      <w:r>
-        <w:rPr>
-          <w:b/>
-          <w:color w:val="1A1A1A"/>
-          <w:sz w:val="20"/>
-        </w:rPr>
-        <w:t>Python: Complete Pro Bootcamp</w:t>
-      </w:r>
-    </w:p>
-    <w:p>
-      <w:pPr>
-        <w:spacing w:before="160" w:after="100"/>
-        <w:rPr>
-          <w:color w:val="666666"/>
-          <w:sz w:val="20"/>
-        </w:rPr>
-      </w:pPr>
-      <w:r>
-        <w:rPr>
-          <w:color w:val="666666"/>
-          <w:sz w:val="20"/>
-        </w:rPr>
-        <w:t>Udemy  |  2021 – 2023</w:t>
-      </w:r>
-    </w:p>
-    <w:p>
-      <w:pPr>
-        <w:spacing w:before="160" w:after="20"/>
-        <w:rPr>
-          <w:b/>
-          <w:color w:val="1A1A1A"/>
-          <w:sz w:val="20"/>
-        </w:rPr>
-      </w:pPr>
-      <w:r>
-        <w:rPr>
-          <w:b/>
-          <w:color w:val="1A1A1A"/>
-          <w:sz w:val="20"/>
-        </w:rPr>
-        <w:t>Software Qualitätssicherung (ISTQB-Foundation)</w:t>
-      </w:r>
-    </w:p>
-    <w:p>
-      <w:pPr>
-        <w:spacing w:before="160" w:after="100"/>
-        <w:rPr>
-          <w:color w:val="666666"/>
-          <w:sz w:val="20"/>
-        </w:rPr>
-      </w:pPr>
-      <w:r>
-        <w:rPr>
-          <w:color w:val="666666"/>
-          <w:sz w:val="20"/>
-        </w:rPr>
-        <w:t>German Testing Board / TH Köln  |  2022 – 2023</w:t>
-      </w:r>
-    </w:p>
-    <w:p>
-      <w:pPr>
-        <w:spacing w:before="160" w:after="40"/>
-        <w:rPr>
-          <w:b/>
-          <w:color w:val="1A1A1A"/>
-          <w:sz w:val="26"/>
-        </w:rPr>
-      </w:pPr>
-      <w:r>
-        <w:rPr>
-          <w:b/>
-          <w:caps/>
-          <w:color w:val="1A1A1A"/>
-          <w:sz w:val="26"/>
-        </w:rPr>
-        <w:t>Sprachen</w:t>
-      </w:r>
-    </w:p>
-    <w:p>
-      <w:pPr>
-        <w:spacing w:before="160" w:after="120"/>
-        <w:rPr>
-          <w:color w:val="1A1A1A"/>
-          <w:sz w:val="2"/>
-        </w:rPr>
-      </w:pPr>
-    </w:p>
-    <w:p>
-      <w:pPr>
-        <w:spacing w:before="160" w:after="60"/>
-        <w:rPr>
-          <w:color w:val="333333"/>
-          <w:sz w:val="20"/>
-        </w:rPr>
-      </w:pPr>
-      <w:r>
-        <w:rPr>
-          <w:color w:val="333333"/>
-          <w:sz w:val="20"/>
-        </w:rPr>
-        <w:t>Arabisch: Muttersprache  |  Deutsch: C1  |  Französisch: C1  |  Englisch: B2</w:t>
-      </w:r>
-    </w:p>
-    <w:p>
-      <w:pPr>
-        <w:spacing w:before="160" w:after="40"/>
-        <w:rPr>
-          <w:b/>
-          <w:color w:val="1A1A1A"/>
-          <w:sz w:val="26"/>
-        </w:rPr>
-      </w:pPr>
-      <w:r>
-        <w:rPr>
-          <w:b/>
-          <w:caps/>
-          <w:color w:val="1A1A1A"/>
-          <w:sz w:val="26"/>
-        </w:rPr>
-        <w:t>Interessen</w:t>
-      </w:r>
-    </w:p>
-    <w:p>
-      <w:pPr>
-        <w:spacing w:before="160" w:after="120"/>
-        <w:rPr>
-          <w:color w:val="1A1A1A"/>
-          <w:sz w:val="2"/>
-        </w:rPr>
-      </w:pPr>
-    </w:p>
-    <w:p>
-      <w:pPr>
-        <w:spacing w:before="160" w:after="60"/>
-        <w:rPr>
-          <w:color w:val="333333"/>
-          <w:sz w:val="20"/>
-        </w:rPr>
-      </w:pPr>
-      <w:r>
-        <w:rPr>
-          <w:color w:val="333333"/>
-          <w:sz w:val="20"/>
-        </w:rPr>
-        <w:t>Sport, Reisen, Filme, Kochen, Videogames, Kartenspiele</w:t>
-      </w:r>
-    </w:p>
-    <w:p>
-      <w:pPr>
-        <w:spacing w:before="160" w:after="40"/>
-        <w:rPr>
-          <w:b/>
-          <w:color w:val="1A1A1A"/>
-          <w:sz w:val="26"/>
-        </w:rPr>
-      </w:pPr>
-      <w:r>
-        <w:rPr>
-          <w:b/>
-          <w:caps/>
-          <w:color w:val="1A1A1A"/>
-          <w:sz w:val="26"/>
-        </w:rPr>
-        <w:t>Ehrenamtliche Tätigkeiten</w:t>
-      </w:r>
-    </w:p>
-    <w:p>
-      <w:pPr>
-        <w:spacing w:before="160" w:after="120"/>
-        <w:rPr>
-          <w:color w:val="1A1A1A"/>
-          <w:sz w:val="2"/>
-        </w:rPr>
-      </w:pPr>
-    </w:p>
-    <w:p>
-      <w:pPr>
-        <w:spacing w:before="160" w:after="20"/>
-        <w:rPr>
-          <w:b/>
-          <w:color w:val="1A1A1A"/>
-          <w:sz w:val="20"/>
-        </w:rPr>
-      </w:pPr>
-      <w:r>
-        <w:rPr>
-          <w:b/>
-          <w:color w:val="1A1A1A"/>
-          <w:sz w:val="20"/>
-        </w:rPr>
-        <w:t>Freiwillige Nachbarschaftshilfe</w:t>
-      </w:r>
-    </w:p>
-    <w:p>
-      <w:pPr>
-        <w:spacing w:before="160" w:after="100"/>
-        <w:rPr>
-          <w:color w:val="666666"/>
-          <w:sz w:val="20"/>
-        </w:rPr>
-      </w:pPr>
-      <w:r>
-        <w:rPr>
-          <w:color w:val="666666"/>
-          <w:sz w:val="20"/>
-        </w:rPr>
-        <w:t>2018 – 2020, Heidelberg</w:t>
-      </w:r>
-    </w:p>
-    <w:p>
-      <w:pPr>
-        <w:spacing w:before="160" w:after="20"/>
-        <w:rPr>
-          <w:b/>
-          <w:color w:val="1A1A1A"/>
-          <w:sz w:val="20"/>
-        </w:rPr>
-      </w:pPr>
-      <w:r>
-        <w:rPr>
-          <w:b/>
-          <w:color w:val="1A1A1A"/>
-          <w:sz w:val="20"/>
-        </w:rPr>
-        <w:t>Stressmanagement und Persönlichkeitsentwicklung</w:t>
-      </w:r>
-    </w:p>
-    <w:p>
-      <w:pPr>
-        <w:spacing w:before="160" w:after="100"/>
-        <w:rPr>
-          <w:color w:val="666666"/>
-          <w:sz w:val="20"/>
-        </w:rPr>
-      </w:pPr>
-      <w:r>
-        <w:rPr>
-          <w:color w:val="666666"/>
-          <w:sz w:val="20"/>
-        </w:rPr>
-        <w:t>2022 – 2023, TH Köln</w:t>
-      </w:r>
-    </w:p>
-    <w:p>
-      <w:pPr>
-        <w:spacing w:before="160" w:after="100"/>
-        <w:rPr>
-          <w:color w:val="666666"/>
-          <w:sz w:val="20"/>
-        </w:rPr>
-      </w:pPr>
-    </w:p>
+    <w:tbl>
+      <w:tblPr>
+        <w:tblW w:w="0" w:type="auto"/>
+        <w:tblLayout w:type="fixed"/>
+        <w:tblCellMar>
+          <w:left w:w="70" w:type="dxa"/>
+          <w:right w:w="70" w:type="dxa"/>
+        </w:tblCellMar>
+        <w:tblLook w:val="0000" w:firstRow="0" w:lastRow="0" w:firstColumn="0" w:lastColumn="0" w:noHBand="0" w:noVBand="0"/>
+      </w:tblPr>
+      <w:tblGrid>
+        <w:gridCol w:w="3855"/>
+        <w:gridCol w:w="8050"/>
+      </w:tblGrid>
+      <w:tr>
+        <w:tblPrEx>
+          <w:tblCellMar>
+            <w:top w:w="0" w:type="dxa"/>
+            <w:bottom w:w="0" w:type="dxa"/>
+          </w:tblCellMar>
+        </w:tblPrEx>
+        <w:tc>
+          <w:tcPr>
+            <w:tcW w:w="3855" w:type="dxa"/>
+            <w:shd w:val="clear" w:color="auto" w:fill="10151A"/>
+            <w:tcMar>
+              <w:top w:w="680" w:type="dxa"/>
+              <w:left w:w="340" w:type="dxa"/>
+              <w:bottom w:w="680" w:type="dxa"/>
+              <w:right w:w="283" w:type="dxa"/>
+            </w:tcMar>
+          </w:tcPr>
+          <w:p>
+            <w:r>
+              <w:rPr>
+                <w:noProof/>
+              </w:rPr>
+              <w:drawing>
+                <wp:inline distT="0" distB="0" distL="0" distR="0" wp14:anchorId="53930002" wp14:editId="392D5A7E">
+                  <wp:extent cx="1728000" cy="2088000"/>
+                  <wp:effectExtent l="0" t="8572" r="0" b="0"/>
+                  <wp:docPr id="234176896" name="Grafik 1"/>
+                  <wp:cNvGraphicFramePr/>
+                  <a:graphic xmlns:a="http://schemas.openxmlformats.org/drawingml/2006/main">
+                    <a:graphicData uri="http://schemas.openxmlformats.org/drawingml/2006/picture">
+                      <pic:pic xmlns:pic="http://schemas.openxmlformats.org/drawingml/2006/picture">
+                        <pic:nvPicPr>
+                          <pic:cNvPr id="234176896" name=""/>
+                          <pic:cNvPicPr/>
+                        </pic:nvPicPr>
+                        <pic:blipFill>
+                          <a:blip r:embed="rId4" cstate="print">
+                            <a:extLst>
+                              <a:ext uri="{28A0092B-C50C-407E-A947-70E740481C1C}">
+                                <a14:useLocalDpi xmlns:a14="http://schemas.microsoft.com/office/drawing/2010/main" val="0"/>
+                              </a:ext>
+                            </a:extLst>
+                          </a:blip>
+                          <a:stretch>
+                            <a:fillRect/>
+                          </a:stretch>
+                        </pic:blipFill>
+                        <pic:spPr>
+                          <a:xfrm rot="5400000">
+                            <a:off x="0" y="0"/>
+                            <a:ext cx="1728000" cy="2088000"/>
+                          </a:xfrm>
+                          <a:prstGeom prst="rect">
+                            <a:avLst/>
+                          </a:prstGeom>
+                        </pic:spPr>
+                      </pic:pic>
+                    </a:graphicData>
+                  </a:graphic>
+                </wp:inline>
+              </w:drawing>
+            </w:r>
+          </w:p>
+          <w:p>
+            <w:pPr>
+              <w:spacing w:after="40"/>
+            </w:pPr>
+          </w:p>
+          <w:p>
+            <w:pPr>
+              <w:spacing w:after="40"/>
+              <w:jc w:val="center"/>
+              <w:rPr>
+                <w:b/>
+                <w:color w:val="D5E8F0"/>
+                <w:sz w:val="30"/>
+              </w:rPr>
+            </w:pPr>
+            <w:r>
+              <w:rPr>
+                <w:b/>
+                <w:color w:val="D5E8F0"/>
+                <w:sz w:val="30"/>
+              </w:rPr>
+              <w:t>Omar Fourati</w:t>
+            </w:r>
+          </w:p>
+          <w:p>
+            <w:pPr>
+              <w:spacing w:after="20"/>
+              <w:jc w:val="center"/>
+              <w:rPr>
+                <w:color w:val="4CA8C9"/>
+                <w:sz w:val="18"/>
+              </w:rPr>
+            </w:pPr>
+            <w:r>
+              <w:rPr>
+                <w:color w:val="4CA8C9"/>
+                <w:sz w:val="18"/>
+              </w:rPr>
+              <w:t>Full-Stack Developer</w:t>
+            </w:r>
+          </w:p>
+          <w:p>
+            <w:pPr>
+              <w:jc w:val="center"/>
+              <w:rPr>
+                <w:color w:val="4CA8C9"/>
+                <w:sz w:val="18"/>
+              </w:rPr>
+            </w:pPr>
+            <w:r>
+              <w:rPr>
+                <w:color w:val="4CA8C9"/>
+                <w:sz w:val="18"/>
+              </w:rPr>
+              <w:t>&amp; KI-Spezialist</w:t>
+            </w:r>
+          </w:p>
+          <w:p>
+            <w:pPr>
+              <w:pBdr>
+                <w:right w:val="single" w:sz="4" w:space="0" w:color="4CA8C9"/>
+              </w:pBdr>
+              <w:spacing w:before="200" w:after="80"/>
+              <w:jc w:val="center"/>
+              <w:rPr>
+                <w:b/>
+                <w:caps/>
+                <w:color w:val="4CA8C9"/>
+                <w:sz w:val="16"/>
+              </w:rPr>
+            </w:pPr>
+            <w:r>
+              <w:rPr>
+                <w:b/>
+                <w:caps/>
+                <w:color w:val="4CA8C9"/>
+                <w:sz w:val="16"/>
+              </w:rPr>
+              <w:t>Kontakt</w:t>
+            </w:r>
+          </w:p>
+          <w:p>
+            <w:pPr>
+              <w:pBdr>
+                <w:right w:val="single" w:sz="4" w:space="0" w:color="4CA8C9"/>
+              </w:pBdr>
+              <w:spacing w:after="60"/>
+              <w:rPr>
+                <w:color w:val="849BA8"/>
+                <w:sz w:val="18"/>
+              </w:rPr>
+            </w:pPr>
+            <w:r>
+              <w:rPr>
+                <w:color w:val="849BA8"/>
+                <w:sz w:val="18"/>
+              </w:rPr>
+              <w:t>Köln, Deutschland</w:t>
+            </w:r>
+          </w:p>
+          <w:p>
+            <w:pPr>
+              <w:pBdr>
+                <w:right w:val="single" w:sz="4" w:space="0" w:color="4CA8C9"/>
+              </w:pBdr>
+              <w:spacing w:after="60"/>
+              <w:rPr>
+                <w:color w:val="849BA8"/>
+                <w:sz w:val="16"/>
+              </w:rPr>
+            </w:pPr>
+            <w:r>
+              <w:rPr>
+                <w:color w:val="849BA8"/>
+                <w:sz w:val="16"/>
+              </w:rPr>
+              <w:t>fourati.omar55@gmail.com</w:t>
+            </w:r>
+          </w:p>
+          <w:p>
+            <w:pPr>
+              <w:pBdr>
+                <w:right w:val="single" w:sz="4" w:space="0" w:color="4CA8C9"/>
+              </w:pBdr>
+              <w:spacing w:after="60"/>
+              <w:rPr>
+                <w:color w:val="849BA8"/>
+                <w:sz w:val="16"/>
+              </w:rPr>
+            </w:pPr>
+            <w:r>
+              <w:rPr>
+                <w:color w:val="849BA8"/>
+                <w:sz w:val="16"/>
+              </w:rPr>
+              <w:t>info@omarfourati.de</w:t>
+            </w:r>
+          </w:p>
+          <w:p>
+            <w:pPr>
+              <w:pBdr>
+                <w:right w:val="single" w:sz="4" w:space="0" w:color="4CA8C9"/>
+              </w:pBdr>
+              <w:spacing w:after="60"/>
+              <w:rPr>
+                <w:color w:val="4CA8C9"/>
+                <w:sz w:val="16"/>
+              </w:rPr>
+            </w:pPr>
+            <w:r>
+              <w:rPr>
+                <w:color w:val="4CA8C9"/>
+                <w:sz w:val="16"/>
+              </w:rPr>
+              <w:t>omarfourati.de</w:t>
+            </w:r>
+          </w:p>
+          <w:p>
+            <w:pPr>
+              <w:pBdr>
+                <w:right w:val="single" w:sz="4" w:space="0" w:color="4CA8C9"/>
+              </w:pBdr>
+              <w:spacing w:after="60"/>
+              <w:rPr>
+                <w:color w:val="849BA8"/>
+                <w:sz w:val="14"/>
+              </w:rPr>
+            </w:pPr>
+            <w:r>
+              <w:rPr>
+                <w:color w:val="849BA8"/>
+                <w:sz w:val="14"/>
+              </w:rPr>
+              <w:t>linkedin.com/in/omar-fourati</w:t>
+            </w:r>
+          </w:p>
+          <w:p>
+            <w:pPr>
+              <w:pBdr>
+                <w:right w:val="single" w:sz="4" w:space="0" w:color="4CA8C9"/>
+              </w:pBdr>
+              <w:rPr>
+                <w:color w:val="849BA8"/>
+                <w:sz w:val="16"/>
+              </w:rPr>
+            </w:pPr>
+            <w:r>
+              <w:rPr>
+                <w:color w:val="849BA8"/>
+                <w:sz w:val="16"/>
+              </w:rPr>
+              <w:t>github.com/omarfourati55</w:t>
+            </w:r>
+          </w:p>
+          <w:p>
+            <w:pPr>
+              <w:pBdr>
+                <w:right w:val="single" w:sz="4" w:space="0" w:color="4CA8C9"/>
+              </w:pBdr>
+              <w:spacing w:before="200" w:after="80"/>
+              <w:rPr>
+                <w:b/>
+                <w:caps/>
+                <w:color w:val="4CA8C9"/>
+                <w:sz w:val="16"/>
+              </w:rPr>
+            </w:pPr>
+            <w:r>
+              <w:rPr>
+                <w:b/>
+                <w:caps/>
+                <w:color w:val="4CA8C9"/>
+                <w:sz w:val="16"/>
+              </w:rPr>
+              <w:t>Tech Stack</w:t>
+            </w:r>
+          </w:p>
+          <w:p>
+            <w:pPr>
+              <w:pBdr>
+                <w:right w:val="single" w:sz="4" w:space="0" w:color="4CA8C9"/>
+              </w:pBdr>
+              <w:spacing w:after="60"/>
+              <w:rPr>
+                <w:color w:val="849BA8"/>
+                <w:sz w:val="16"/>
+              </w:rPr>
+            </w:pPr>
+            <w:r>
+              <w:rPr>
+                <w:rFonts w:ascii="Cambria Math" w:hAnsi="Cambria Math" w:cs="Cambria Math"/>
+                <w:color w:val="849BA8"/>
+                <w:sz w:val="16"/>
+              </w:rPr>
+              <w:t>▸</w:t>
+            </w:r>
+            <w:r>
+              <w:rPr>
+                <w:color w:val="849BA8"/>
+                <w:sz w:val="16"/>
+              </w:rPr>
+              <w:t xml:space="preserve"> React / Next.js</w:t>
+            </w:r>
+          </w:p>
+          <w:p>
+            <w:pPr>
+              <w:pBdr>
+                <w:right w:val="single" w:sz="4" w:space="0" w:color="4CA8C9"/>
+              </w:pBdr>
+              <w:spacing w:after="60"/>
+              <w:rPr>
+                <w:color w:val="849BA8"/>
+                <w:sz w:val="16"/>
+              </w:rPr>
+            </w:pPr>
+            <w:r>
+              <w:rPr>
+                <w:rFonts w:ascii="Cambria Math" w:hAnsi="Cambria Math" w:cs="Cambria Math"/>
+                <w:color w:val="849BA8"/>
+                <w:sz w:val="16"/>
+              </w:rPr>
+              <w:t>▸</w:t>
+            </w:r>
+            <w:r>
+              <w:rPr>
+                <w:color w:val="849BA8"/>
+                <w:sz w:val="16"/>
+              </w:rPr>
+              <w:t xml:space="preserve"> TypeScript / JavaScript</w:t>
+            </w:r>
+          </w:p>
+          <w:p>
+            <w:pPr>
+              <w:pBdr>
+                <w:right w:val="single" w:sz="4" w:space="0" w:color="4CA8C9"/>
+              </w:pBdr>
+              <w:spacing w:after="60"/>
+              <w:rPr>
+                <w:color w:val="849BA8"/>
+                <w:sz w:val="16"/>
+              </w:rPr>
+            </w:pPr>
+            <w:r>
+              <w:rPr>
+                <w:rFonts w:ascii="Cambria Math" w:hAnsi="Cambria Math" w:cs="Cambria Math"/>
+                <w:color w:val="849BA8"/>
+                <w:sz w:val="16"/>
+              </w:rPr>
+              <w:t>▸</w:t>
+            </w:r>
+            <w:r>
+              <w:rPr>
+                <w:color w:val="849BA8"/>
+                <w:sz w:val="16"/>
+              </w:rPr>
+              <w:t xml:space="preserve"> Python / FastAPI</w:t>
+            </w:r>
+          </w:p>
+          <w:p>
+            <w:pPr>
+              <w:pBdr>
+                <w:right w:val="single" w:sz="4" w:space="0" w:color="4CA8C9"/>
+              </w:pBdr>
+              <w:spacing w:after="60"/>
+              <w:rPr>
+                <w:color w:val="849BA8"/>
+                <w:sz w:val="16"/>
+              </w:rPr>
+            </w:pPr>
+            <w:r>
+              <w:rPr>
+                <w:rFonts w:ascii="Cambria Math" w:hAnsi="Cambria Math" w:cs="Cambria Math"/>
+                <w:color w:val="849BA8"/>
+                <w:sz w:val="16"/>
+              </w:rPr>
+              <w:t>▸</w:t>
+            </w:r>
+            <w:r>
+              <w:rPr>
+                <w:color w:val="849BA8"/>
+                <w:sz w:val="16"/>
+              </w:rPr>
+              <w:t xml:space="preserve"> Vue 3</w:t>
+            </w:r>
+          </w:p>
+          <w:p>
+            <w:pPr>
+              <w:pBdr>
+                <w:right w:val="single" w:sz="4" w:space="0" w:color="4CA8C9"/>
+              </w:pBdr>
+              <w:spacing w:after="60"/>
+              <w:rPr>
+                <w:color w:val="849BA8"/>
+                <w:sz w:val="16"/>
+              </w:rPr>
+            </w:pPr>
+            <w:r>
+              <w:rPr>
+                <w:rFonts w:ascii="Cambria Math" w:hAnsi="Cambria Math" w:cs="Cambria Math"/>
+                <w:color w:val="849BA8"/>
+                <w:sz w:val="16"/>
+              </w:rPr>
+              <w:t>▸</w:t>
+            </w:r>
+            <w:r>
+              <w:rPr>
+                <w:color w:val="849BA8"/>
+                <w:sz w:val="16"/>
+              </w:rPr>
+              <w:t xml:space="preserve"> PostgreSQL / Docker</w:t>
+            </w:r>
+          </w:p>
+          <w:p>
+            <w:pPr>
+              <w:pBdr>
+                <w:right w:val="single" w:sz="4" w:space="0" w:color="4CA8C9"/>
+              </w:pBdr>
+              <w:spacing w:after="60"/>
+              <w:rPr>
+                <w:color w:val="849BA8"/>
+                <w:sz w:val="16"/>
+              </w:rPr>
+            </w:pPr>
+            <w:r>
+              <w:rPr>
+                <w:rFonts w:ascii="Cambria Math" w:hAnsi="Cambria Math" w:cs="Cambria Math"/>
+                <w:color w:val="849BA8"/>
+                <w:sz w:val="16"/>
+              </w:rPr>
+              <w:t>▸</w:t>
+            </w:r>
+            <w:r>
+              <w:rPr>
+                <w:color w:val="849BA8"/>
+                <w:sz w:val="16"/>
+              </w:rPr>
+              <w:t xml:space="preserve"> OpenAI / Claude API</w:t>
+            </w:r>
+          </w:p>
+          <w:p>
+            <w:pPr>
+              <w:pBdr>
+                <w:right w:val="single" w:sz="4" w:space="0" w:color="4CA8C9"/>
+              </w:pBdr>
+              <w:spacing w:after="60"/>
+              <w:rPr>
+                <w:color w:val="849BA8"/>
+                <w:sz w:val="16"/>
+              </w:rPr>
+            </w:pPr>
+            <w:r>
+              <w:rPr>
+                <w:rFonts w:ascii="Cambria Math" w:hAnsi="Cambria Math" w:cs="Cambria Math"/>
+                <w:color w:val="849BA8"/>
+                <w:sz w:val="16"/>
+              </w:rPr>
+              <w:t>▸</w:t>
+            </w:r>
+            <w:r>
+              <w:rPr>
+                <w:color w:val="849BA8"/>
+                <w:sz w:val="16"/>
+              </w:rPr>
+              <w:t xml:space="preserve"> TensorFlow / PyTorch</w:t>
+            </w:r>
+          </w:p>
+          <w:p>
+            <w:pPr>
+              <w:pBdr>
+                <w:right w:val="single" w:sz="4" w:space="0" w:color="4CA8C9"/>
+              </w:pBdr>
+              <w:spacing w:after="60"/>
+              <w:rPr>
+                <w:color w:val="849BA8"/>
+                <w:sz w:val="16"/>
+              </w:rPr>
+            </w:pPr>
+            <w:r>
+              <w:rPr>
+                <w:rFonts w:ascii="Cambria Math" w:hAnsi="Cambria Math" w:cs="Cambria Math"/>
+                <w:color w:val="849BA8"/>
+                <w:sz w:val="16"/>
+              </w:rPr>
+              <w:t>▸</w:t>
+            </w:r>
+            <w:r>
+              <w:rPr>
+                <w:color w:val="849BA8"/>
+                <w:sz w:val="16"/>
+              </w:rPr>
+              <w:t xml:space="preserve"> Git / GitHub Actions</w:t>
+            </w:r>
+          </w:p>
+          <w:p>
+            <w:pPr>
+              <w:pBdr>
+                <w:right w:val="single" w:sz="4" w:space="0" w:color="4CA8C9"/>
+              </w:pBdr>
+              <w:spacing w:before="200" w:after="80"/>
+              <w:rPr>
+                <w:b/>
+                <w:caps/>
+                <w:color w:val="4CA8C9"/>
+                <w:sz w:val="16"/>
+              </w:rPr>
+            </w:pPr>
+            <w:r>
+              <w:rPr>
+                <w:b/>
+                <w:caps/>
+                <w:color w:val="4CA8C9"/>
+                <w:sz w:val="16"/>
+              </w:rPr>
+              <w:t>Sprachen</w:t>
+            </w:r>
+          </w:p>
+          <w:p>
+            <w:pPr>
+              <w:pBdr>
+                <w:right w:val="single" w:sz="4" w:space="0" w:color="4CA8C9"/>
+              </w:pBdr>
+              <w:spacing w:after="60"/>
+              <w:rPr>
+                <w:color w:val="849BA8"/>
+                <w:sz w:val="16"/>
+              </w:rPr>
+            </w:pPr>
+            <w:r>
+              <w:rPr>
+                <w:color w:val="849BA8"/>
+                <w:sz w:val="16"/>
+              </w:rPr>
+              <w:t>Arabisch — Muttersprache</w:t>
+            </w:r>
+          </w:p>
+          <w:p>
+            <w:pPr>
+              <w:pBdr>
+                <w:right w:val="single" w:sz="4" w:space="0" w:color="4CA8C9"/>
+              </w:pBdr>
+              <w:spacing w:after="60"/>
+              <w:rPr>
+                <w:color w:val="849BA8"/>
+                <w:sz w:val="16"/>
+              </w:rPr>
+            </w:pPr>
+            <w:r>
+              <w:rPr>
+                <w:color w:val="849BA8"/>
+                <w:sz w:val="16"/>
+              </w:rPr>
+              <w:t>Deutsch — C1</w:t>
+            </w:r>
+          </w:p>
+          <w:p>
+            <w:pPr>
+              <w:pBdr>
+                <w:right w:val="single" w:sz="4" w:space="0" w:color="4CA8C9"/>
+              </w:pBdr>
+              <w:spacing w:after="60"/>
+              <w:rPr>
+                <w:color w:val="849BA8"/>
+                <w:sz w:val="16"/>
+              </w:rPr>
+            </w:pPr>
+            <w:r>
+              <w:rPr>
+                <w:color w:val="849BA8"/>
+                <w:sz w:val="16"/>
+              </w:rPr>
+              <w:t>Französisch — C1</w:t>
+            </w:r>
+          </w:p>
+          <w:p>
+            <w:pPr>
+              <w:pBdr>
+                <w:right w:val="single" w:sz="4" w:space="0" w:color="4CA8C9"/>
+              </w:pBdr>
+              <w:spacing w:after="60"/>
+              <w:rPr>
+                <w:color w:val="849BA8"/>
+                <w:sz w:val="16"/>
+              </w:rPr>
+            </w:pPr>
+            <w:r>
+              <w:rPr>
+                <w:color w:val="849BA8"/>
+                <w:sz w:val="16"/>
+              </w:rPr>
+              <w:t>Englisch — B2</w:t>
+            </w:r>
+          </w:p>
+          <w:p>
+            <w:pPr>
+              <w:pBdr>
+                <w:right w:val="single" w:sz="4" w:space="0" w:color="4CA8C9"/>
+              </w:pBdr>
+              <w:spacing w:before="200" w:after="80"/>
+              <w:rPr>
+                <w:b/>
+                <w:caps/>
+                <w:color w:val="4CA8C9"/>
+                <w:sz w:val="16"/>
+              </w:rPr>
+            </w:pPr>
+            <w:r>
+              <w:rPr>
+                <w:b/>
+                <w:caps/>
+                <w:color w:val="4CA8C9"/>
+                <w:sz w:val="16"/>
+              </w:rPr>
+              <w:t>Interessen</w:t>
+            </w:r>
+          </w:p>
+          <w:p>
+            <w:pPr>
+              <w:pBdr>
+                <w:right w:val="single" w:sz="4" w:space="0" w:color="4CA8C9"/>
+              </w:pBdr>
+              <w:spacing w:after="40"/>
+              <w:rPr>
+                <w:color w:val="849BA8"/>
+                <w:sz w:val="16"/>
+              </w:rPr>
+            </w:pPr>
+            <w:r>
+              <w:rPr>
+                <w:color w:val="849BA8"/>
+                <w:sz w:val="16"/>
+              </w:rPr>
+              <w:t>Sport · Reisen · Filme</w:t>
+            </w:r>
+          </w:p>
+          <w:p>
+            <w:pPr>
+              <w:pBdr>
+                <w:right w:val="single" w:sz="4" w:space="0" w:color="4CA8C9"/>
+              </w:pBdr>
+              <w:spacing w:after="40"/>
+              <w:rPr>
+                <w:color w:val="849BA8"/>
+                <w:sz w:val="16"/>
+              </w:rPr>
+            </w:pPr>
+            <w:r>
+              <w:rPr>
+                <w:color w:val="849BA8"/>
+                <w:sz w:val="16"/>
+              </w:rPr>
+              <w:t>Kochen · Videogames</w:t>
+            </w:r>
+          </w:p>
+          <w:p>
+            <w:pPr>
+              <w:pBdr>
+                <w:right w:val="single" w:sz="4" w:space="0" w:color="4CA8C9"/>
+              </w:pBdr>
+              <w:spacing w:after="40"/>
+            </w:pPr>
+            <w:r>
+              <w:rPr>
+                <w:color w:val="849BA8"/>
+                <w:sz w:val="16"/>
+              </w:rPr>
+              <w:t>Kartenspiele</w:t>
+            </w:r>
+          </w:p>
+        </w:tc>
+        <w:tc>
+          <w:tcPr>
+            <w:tcW w:w="8050" w:type="dxa"/>
+            <w:shd w:val="clear" w:color="auto" w:fill="FFFFFF"/>
+            <w:tcMar>
+              <w:top w:w="794" w:type="dxa"/>
+              <w:left w:w="397" w:type="dxa"/>
+              <w:bottom w:w="680" w:type="dxa"/>
+              <w:right w:w="397" w:type="dxa"/>
+            </w:tcMar>
+          </w:tcPr>
+          <w:p/>
+          <w:p>
+            <w:pPr>
+              <w:spacing w:after="40"/>
+              <w:rPr>
+                <w:b/>
+                <w:color w:val="10151A"/>
+                <w:sz w:val="44"/>
+              </w:rPr>
+            </w:pPr>
+            <w:r>
+              <w:rPr>
+                <w:b/>
+                <w:color w:val="10151A"/>
+                <w:sz w:val="44"/>
+              </w:rPr>
+              <w:t>Lebenslauf</w:t>
+            </w:r>
+          </w:p>
+          <w:p>
+            <w:pPr>
+              <w:spacing w:after="80"/>
+              <w:rPr>
+                <w:color w:val="555555"/>
+                <w:sz w:val="18"/>
+              </w:rPr>
+            </w:pPr>
+            <w:r>
+              <w:rPr>
+                <w:color w:val="555555"/>
+                <w:sz w:val="18"/>
+              </w:rPr>
+              <w:t>Full-Stack Developer mit KI-Spezialisierung aus Köln. Verfügbar für Festanstellung und Freelance-Projekte.</w:t>
+            </w:r>
+          </w:p>
+          <w:p>
+            <w:pPr>
+              <w:pBdr>
+                <w:right w:val="single" w:sz="6" w:space="0" w:color="4CA8C9"/>
+              </w:pBdr>
+              <w:spacing w:before="240" w:after="60"/>
+              <w:rPr>
+                <w:b/>
+                <w:caps/>
+                <w:color w:val="10151A"/>
+                <w:sz w:val="20"/>
+              </w:rPr>
+            </w:pPr>
+            <w:r>
+              <w:rPr>
+                <w:b/>
+                <w:caps/>
+                <w:color w:val="10151A"/>
+                <w:sz w:val="20"/>
+              </w:rPr>
+              <w:t>BERUFSERFAHRUNG</w:t>
+            </w:r>
+          </w:p>
+          <w:p>
+            <w:pPr>
+              <w:pBdr>
+                <w:right w:val="single" w:sz="6" w:space="0" w:color="4CA8C9"/>
+              </w:pBdr>
+              <w:spacing w:before="120" w:after="20"/>
+              <w:rPr>
+                <w:b/>
+                <w:color w:val="10151A"/>
+                <w:sz w:val="20"/>
+              </w:rPr>
+            </w:pPr>
+            <w:r>
+              <w:rPr>
+                <w:b/>
+                <w:color w:val="10151A"/>
+                <w:sz w:val="20"/>
+              </w:rPr>
+              <w:t>Software Developer (Vollzeit)</w:t>
+            </w:r>
+          </w:p>
+          <w:p>
+            <w:pPr>
+              <w:pBdr>
+                <w:right w:val="single" w:sz="6" w:space="0" w:color="4CA8C9"/>
+              </w:pBdr>
+              <w:spacing w:after="60"/>
+              <w:rPr>
+                <w:color w:val="4CA8C9"/>
+                <w:sz w:val="18"/>
+              </w:rPr>
+            </w:pPr>
+            <w:r>
+              <w:rPr>
+                <w:color w:val="4CA8C9"/>
+                <w:sz w:val="18"/>
+              </w:rPr>
+              <w:t>Keravonos GmbH, Köln   |   Okt 2025 – heute</w:t>
+            </w:r>
+          </w:p>
+          <w:p>
+            <w:pPr>
+              <w:pBdr>
+                <w:right w:val="single" w:sz="6" w:space="0" w:color="4CA8C9"/>
+              </w:pBdr>
+              <w:spacing w:after="40"/>
+              <w:ind w:left="170"/>
+              <w:rPr>
+                <w:color w:val="333333"/>
+                <w:sz w:val="18"/>
+              </w:rPr>
+            </w:pPr>
+            <w:r>
+              <w:rPr>
+                <w:rFonts w:ascii="Cambria Math" w:hAnsi="Cambria Math" w:cs="Cambria Math"/>
+                <w:color w:val="333333"/>
+                <w:sz w:val="18"/>
+              </w:rPr>
+              <w:t>▸</w:t>
+            </w:r>
+            <w:r>
+              <w:rPr>
+                <w:color w:val="333333"/>
+                <w:sz w:val="18"/>
+              </w:rPr>
+              <w:t xml:space="preserve">  Entwicklung moderner Web-Applikationen und KI-Plattformen</w:t>
+            </w:r>
+          </w:p>
+          <w:p>
+            <w:pPr>
+              <w:pBdr>
+                <w:right w:val="single" w:sz="6" w:space="0" w:color="4CA8C9"/>
+              </w:pBdr>
+              <w:spacing w:after="40"/>
+              <w:ind w:left="170"/>
+              <w:rPr>
+                <w:color w:val="333333"/>
+                <w:sz w:val="18"/>
+              </w:rPr>
+            </w:pPr>
+            <w:r>
+              <w:rPr>
+                <w:rFonts w:ascii="Cambria Math" w:hAnsi="Cambria Math" w:cs="Cambria Math"/>
+                <w:color w:val="333333"/>
+                <w:sz w:val="18"/>
+              </w:rPr>
+              <w:t>▸</w:t>
+            </w:r>
+            <w:r>
+              <w:rPr>
+                <w:color w:val="333333"/>
+                <w:sz w:val="18"/>
+              </w:rPr>
+              <w:t xml:space="preserve">  Projekte: KerChat (Echtzeit-Chat), Pronto (B2B Sales AI), RentGate (Immobilien-Plattform)</w:t>
+            </w:r>
+          </w:p>
+          <w:p>
+            <w:pPr>
+              <w:pBdr>
+                <w:right w:val="single" w:sz="6" w:space="0" w:color="4CA8C9"/>
+              </w:pBdr>
+              <w:spacing w:after="40"/>
+              <w:ind w:left="170"/>
+              <w:rPr>
+                <w:color w:val="333333"/>
+                <w:sz w:val="18"/>
+              </w:rPr>
+            </w:pPr>
+            <w:r>
+              <w:rPr>
+                <w:rFonts w:ascii="Cambria Math" w:hAnsi="Cambria Math" w:cs="Cambria Math"/>
+                <w:color w:val="333333"/>
+                <w:sz w:val="18"/>
+              </w:rPr>
+              <w:t>▸</w:t>
+            </w:r>
+            <w:r>
+              <w:rPr>
+                <w:color w:val="333333"/>
+                <w:sz w:val="18"/>
+              </w:rPr>
+              <w:t xml:space="preserve">  Kundenprojekte für ABUS Kransysteme GmbH</w:t>
+            </w:r>
+          </w:p>
+          <w:p>
+            <w:pPr>
+              <w:pBdr>
+                <w:right w:val="single" w:sz="6" w:space="0" w:color="4CA8C9"/>
+              </w:pBdr>
+              <w:spacing w:after="40"/>
+              <w:ind w:left="170"/>
+              <w:rPr>
+                <w:color w:val="333333"/>
+                <w:sz w:val="18"/>
+              </w:rPr>
+            </w:pPr>
+            <w:r>
+              <w:rPr>
+                <w:rFonts w:ascii="Cambria Math" w:hAnsi="Cambria Math" w:cs="Cambria Math"/>
+                <w:color w:val="333333"/>
+                <w:sz w:val="18"/>
+              </w:rPr>
+              <w:t>▸</w:t>
+            </w:r>
+            <w:r>
+              <w:rPr>
+                <w:color w:val="333333"/>
+                <w:sz w:val="18"/>
+              </w:rPr>
+              <w:t xml:space="preserve">  Stack: Vue 3, FastAPI, TypeScript, PostgreSQL, OpenAI API, Docker</w:t>
+            </w:r>
+          </w:p>
+          <w:p>
+            <w:pPr>
+              <w:pBdr>
+                <w:right w:val="single" w:sz="6" w:space="0" w:color="4CA8C9"/>
+              </w:pBdr>
+              <w:spacing w:before="120" w:after="20"/>
+              <w:ind w:left="170"/>
+              <w:rPr>
+                <w:b/>
+                <w:color w:val="10151A"/>
+                <w:sz w:val="20"/>
+              </w:rPr>
+            </w:pPr>
+            <w:r>
+              <w:rPr>
+                <w:b/>
+                <w:color w:val="10151A"/>
+                <w:sz w:val="20"/>
+              </w:rPr>
+              <w:t>Werkstudent Softwareentwicklung</w:t>
+            </w:r>
+          </w:p>
+          <w:p>
+            <w:pPr>
+              <w:pBdr>
+                <w:right w:val="single" w:sz="6" w:space="0" w:color="4CA8C9"/>
+              </w:pBdr>
+              <w:spacing w:after="60"/>
+              <w:ind w:left="170"/>
+              <w:rPr>
+                <w:color w:val="4CA8C9"/>
+                <w:sz w:val="18"/>
+              </w:rPr>
+            </w:pPr>
+            <w:r>
+              <w:rPr>
+                <w:color w:val="4CA8C9"/>
+                <w:sz w:val="18"/>
+              </w:rPr>
+              <w:t>Keravonos GmbH, Köln   |   März 2023 – Sept 2025</w:t>
+            </w:r>
+          </w:p>
+          <w:p>
+            <w:pPr>
+              <w:pBdr>
+                <w:right w:val="single" w:sz="6" w:space="0" w:color="4CA8C9"/>
+              </w:pBdr>
+              <w:spacing w:after="40"/>
+              <w:ind w:left="170"/>
+              <w:rPr>
+                <w:color w:val="333333"/>
+                <w:sz w:val="18"/>
+              </w:rPr>
+            </w:pPr>
+            <w:r>
+              <w:rPr>
+                <w:rFonts w:ascii="Cambria Math" w:hAnsi="Cambria Math" w:cs="Cambria Math"/>
+                <w:color w:val="333333"/>
+                <w:sz w:val="18"/>
+              </w:rPr>
+              <w:t>▸</w:t>
+            </w:r>
+            <w:r>
+              <w:rPr>
+                <w:color w:val="333333"/>
+                <w:sz w:val="18"/>
+              </w:rPr>
+              <w:t xml:space="preserve">  Entwicklung von KerChat (Slack-Clone mit WebSockets) und Pronto (B2B Intent-Signal-Plattform)</w:t>
+            </w:r>
+          </w:p>
+          <w:p>
+            <w:pPr>
+              <w:pBdr>
+                <w:right w:val="single" w:sz="6" w:space="0" w:color="4CA8C9"/>
+              </w:pBdr>
+              <w:spacing w:after="40"/>
+              <w:ind w:left="170"/>
+              <w:rPr>
+                <w:color w:val="333333"/>
+                <w:sz w:val="18"/>
+              </w:rPr>
+            </w:pPr>
+            <w:r>
+              <w:rPr>
+                <w:rFonts w:ascii="Cambria Math" w:hAnsi="Cambria Math" w:cs="Cambria Math"/>
+                <w:color w:val="333333"/>
+                <w:sz w:val="18"/>
+              </w:rPr>
+              <w:t>▸</w:t>
+            </w:r>
+            <w:r>
+              <w:rPr>
+                <w:color w:val="333333"/>
+                <w:sz w:val="18"/>
+              </w:rPr>
+              <w:t xml:space="preserve">  Kundenprojekte für ABUS Kransysteme GmbH</w:t>
+            </w:r>
+          </w:p>
+          <w:p>
+            <w:pPr>
+              <w:pBdr>
+                <w:right w:val="single" w:sz="6" w:space="0" w:color="4CA8C9"/>
+              </w:pBdr>
+              <w:spacing w:after="40"/>
+              <w:ind w:left="170"/>
+              <w:rPr>
+                <w:color w:val="333333"/>
+                <w:sz w:val="18"/>
+              </w:rPr>
+            </w:pPr>
+            <w:r>
+              <w:rPr>
+                <w:rFonts w:ascii="Cambria Math" w:hAnsi="Cambria Math" w:cs="Cambria Math"/>
+                <w:color w:val="333333"/>
+                <w:sz w:val="18"/>
+              </w:rPr>
+              <w:t>▸</w:t>
+            </w:r>
+            <w:r>
+              <w:rPr>
+                <w:color w:val="333333"/>
+                <w:sz w:val="18"/>
+              </w:rPr>
+              <w:t xml:space="preserve">  Stack: Vue 3, FastAPI, WebSockets, OAuth 2.0, TypeScript, MariaDB</w:t>
+            </w:r>
+          </w:p>
+          <w:p>
+            <w:pPr>
+              <w:pBdr>
+                <w:right w:val="single" w:sz="6" w:space="0" w:color="4CA8C9"/>
+              </w:pBdr>
+              <w:spacing w:before="240" w:after="60"/>
+              <w:ind w:left="170"/>
+              <w:rPr>
+                <w:b/>
+                <w:caps/>
+                <w:color w:val="10151A"/>
+                <w:sz w:val="20"/>
+              </w:rPr>
+            </w:pPr>
+            <w:r>
+              <w:rPr>
+                <w:b/>
+                <w:caps/>
+                <w:color w:val="10151A"/>
+                <w:sz w:val="20"/>
+              </w:rPr>
+              <w:t>AUSBILDUNG</w:t>
+            </w:r>
+          </w:p>
+          <w:p>
+            <w:pPr>
+              <w:pBdr>
+                <w:right w:val="single" w:sz="6" w:space="0" w:color="4CA8C9"/>
+              </w:pBdr>
+              <w:spacing w:before="120" w:after="20"/>
+              <w:ind w:left="170"/>
+              <w:rPr>
+                <w:b/>
+                <w:color w:val="10151A"/>
+                <w:sz w:val="20"/>
+              </w:rPr>
+            </w:pPr>
+            <w:r>
+              <w:rPr>
+                <w:b/>
+                <w:color w:val="10151A"/>
+                <w:sz w:val="20"/>
+              </w:rPr>
+              <w:t>B.Sc. Informatik</w:t>
+            </w:r>
+          </w:p>
+          <w:p>
+            <w:pPr>
+              <w:pBdr>
+                <w:right w:val="single" w:sz="6" w:space="0" w:color="4CA8C9"/>
+              </w:pBdr>
+              <w:spacing w:before="120" w:after="40"/>
+              <w:ind w:left="170"/>
+              <w:rPr>
+                <w:color w:val="4CA8C9"/>
+                <w:sz w:val="18"/>
+              </w:rPr>
+            </w:pPr>
+            <w:r>
+              <w:rPr>
+                <w:color w:val="4CA8C9"/>
+                <w:sz w:val="18"/>
+              </w:rPr>
+              <w:t>TH Köln, Campus Gummersbach   |   2020 – Sept 2025</w:t>
+            </w:r>
+          </w:p>
+          <w:p>
+            <w:pPr>
+              <w:pBdr>
+                <w:right w:val="single" w:sz="6" w:space="0" w:color="4CA8C9"/>
+              </w:pBdr>
+              <w:spacing w:before="120" w:after="20"/>
+              <w:ind w:left="170"/>
+              <w:rPr>
+                <w:color w:val="666666"/>
+                <w:sz w:val="17"/>
+              </w:rPr>
+            </w:pPr>
+            <w:r>
+              <w:rPr>
+                <w:color w:val="666666"/>
+                <w:sz w:val="17"/>
+              </w:rPr>
+              <w:t>Schwerpunkt: Softwareentwicklung, Algorithmen, KI-Systeme</w:t>
+            </w:r>
+          </w:p>
+          <w:p>
+            <w:pPr>
+              <w:pBdr>
+                <w:right w:val="single" w:sz="6" w:space="0" w:color="4CA8C9"/>
+              </w:pBdr>
+              <w:spacing w:before="120" w:after="20"/>
+              <w:ind w:left="170"/>
+              <w:rPr>
+                <w:b/>
+                <w:color w:val="10151A"/>
+                <w:sz w:val="20"/>
+              </w:rPr>
+            </w:pPr>
+            <w:r>
+              <w:rPr>
+                <w:b/>
+                <w:color w:val="10151A"/>
+                <w:sz w:val="20"/>
+              </w:rPr>
+              <w:t>DSH-Prüfung, Note 2</w:t>
+            </w:r>
+          </w:p>
+          <w:p>
+            <w:pPr>
+              <w:pBdr>
+                <w:right w:val="single" w:sz="6" w:space="0" w:color="4CA8C9"/>
+              </w:pBdr>
+              <w:spacing w:before="120" w:after="40"/>
+              <w:ind w:left="170"/>
+              <w:rPr>
+                <w:color w:val="4CA8C9"/>
+                <w:sz w:val="18"/>
+              </w:rPr>
+            </w:pPr>
+            <w:r>
+              <w:rPr>
+                <w:color w:val="4CA8C9"/>
+                <w:sz w:val="18"/>
+              </w:rPr>
+              <w:t>F+U Academy Heidelberg / TH Köln   |   2018 – 2020</w:t>
+            </w:r>
+          </w:p>
+          <w:p>
+            <w:pPr>
+              <w:pBdr>
+                <w:right w:val="single" w:sz="6" w:space="0" w:color="4CA8C9"/>
+              </w:pBdr>
+              <w:spacing w:before="120" w:after="20"/>
+              <w:ind w:left="170"/>
+              <w:rPr>
+                <w:color w:val="666666"/>
+                <w:sz w:val="17"/>
+              </w:rPr>
+            </w:pPr>
+            <w:r>
+              <w:rPr>
+                <w:color w:val="666666"/>
+                <w:sz w:val="17"/>
+              </w:rPr>
+              <w:t>Deutsche Sprachprüfung für den Hochschulzugang</w:t>
+            </w:r>
+          </w:p>
+          <w:p>
+            <w:pPr>
+              <w:pBdr>
+                <w:right w:val="single" w:sz="6" w:space="0" w:color="4CA8C9"/>
+              </w:pBdr>
+              <w:spacing w:before="120" w:after="20"/>
+              <w:ind w:left="170"/>
+              <w:rPr>
+                <w:b/>
+                <w:color w:val="10151A"/>
+                <w:sz w:val="20"/>
+              </w:rPr>
+            </w:pPr>
+            <w:r>
+              <w:rPr>
+                <w:b/>
+                <w:color w:val="10151A"/>
+                <w:sz w:val="20"/>
+              </w:rPr>
+              <w:t>Mathematik Abitur</w:t>
+            </w:r>
+          </w:p>
+          <w:p>
+            <w:pPr>
+              <w:pBdr>
+                <w:right w:val="single" w:sz="6" w:space="0" w:color="4CA8C9"/>
+              </w:pBdr>
+              <w:spacing w:before="120" w:after="20"/>
+              <w:ind w:left="170"/>
+              <w:rPr>
+                <w:color w:val="4CA8C9"/>
+                <w:sz w:val="18"/>
+              </w:rPr>
+            </w:pPr>
+            <w:r>
+              <w:rPr>
+                <w:color w:val="4CA8C9"/>
+                <w:sz w:val="18"/>
+              </w:rPr>
+              <w:t>L.A.K.C Gymnasium, Sfax (Tunesien)   |   2013 – 2017</w:t>
+            </w:r>
+          </w:p>
+          <w:p>
+            <w:pPr>
+              <w:pBdr>
+                <w:right w:val="single" w:sz="6" w:space="0" w:color="4CA8C9"/>
+              </w:pBdr>
+              <w:spacing w:before="120" w:after="20"/>
+              <w:ind w:left="170"/>
+              <w:rPr>
+                <w:b/>
+                <w:color w:val="10151A"/>
+                <w:sz w:val="20"/>
+              </w:rPr>
+            </w:pPr>
+            <w:r>
+              <w:rPr>
+                <w:b/>
+                <w:color w:val="10151A"/>
+                <w:sz w:val="20"/>
+              </w:rPr>
+              <w:t>Realschulabschluss</w:t>
+            </w:r>
+          </w:p>
+          <w:p>
+            <w:pPr>
+              <w:pBdr>
+                <w:right w:val="single" w:sz="6" w:space="0" w:color="4CA8C9"/>
+              </w:pBdr>
+              <w:spacing w:before="120" w:after="20"/>
+              <w:ind w:left="170"/>
+              <w:rPr>
+                <w:color w:val="4CA8C9"/>
+                <w:sz w:val="18"/>
+              </w:rPr>
+            </w:pPr>
+            <w:r>
+              <w:rPr>
+                <w:color w:val="4CA8C9"/>
+                <w:sz w:val="18"/>
+              </w:rPr>
+              <w:t>Am Chihia Realschule, Sfax (Tunesien)   |   2011 – 2013</w:t>
+            </w:r>
+          </w:p>
+          <w:p>
+            <w:pPr>
+              <w:pBdr>
+                <w:right w:val="single" w:sz="6" w:space="0" w:color="4CA8C9"/>
+              </w:pBdr>
+              <w:spacing w:before="240" w:after="60"/>
+              <w:ind w:left="170"/>
+              <w:rPr>
+                <w:b/>
+                <w:caps/>
+                <w:color w:val="10151A"/>
+                <w:sz w:val="20"/>
+              </w:rPr>
+            </w:pPr>
+            <w:r>
+              <w:rPr>
+                <w:b/>
+                <w:caps/>
+                <w:color w:val="10151A"/>
+                <w:sz w:val="20"/>
+              </w:rPr>
+              <w:t>ZERTIFIKATE &amp; WEITERBILDUNG</w:t>
+            </w:r>
+          </w:p>
+          <w:p>
+            <w:pPr>
+              <w:pBdr>
+                <w:right w:val="single" w:sz="6" w:space="0" w:color="4CA8C9"/>
+              </w:pBdr>
+              <w:spacing w:before="60" w:after="80"/>
+              <w:ind w:left="170"/>
+              <w:rPr>
+                <w:color w:val="333333"/>
+                <w:sz w:val="18"/>
+              </w:rPr>
+            </w:pPr>
+            <w:r>
+              <w:rPr>
+                <w:color w:val="333333"/>
+                <w:sz w:val="18"/>
+              </w:rPr>
+              <w:t>JavaScript: From Zero to Expert   |   Udemy   |   2023</w:t>
+            </w:r>
+          </w:p>
+          <w:p>
+            <w:pPr>
+              <w:pBdr>
+                <w:right w:val="single" w:sz="6" w:space="0" w:color="4CA8C9"/>
+              </w:pBdr>
+              <w:spacing w:before="60" w:after="80"/>
+              <w:ind w:left="170"/>
+              <w:rPr>
+                <w:color w:val="333333"/>
+                <w:sz w:val="18"/>
+              </w:rPr>
+            </w:pPr>
+            <w:r>
+              <w:rPr>
+                <w:color w:val="333333"/>
+                <w:sz w:val="18"/>
+              </w:rPr>
+              <w:t>Python: Complete Pro Bootcamp   |   Udemy   |   2021 – 2023</w:t>
+            </w:r>
+          </w:p>
+          <w:p>
+            <w:pPr>
+              <w:pBdr>
+                <w:right w:val="single" w:sz="6" w:space="0" w:color="4CA8C9"/>
+              </w:pBdr>
+              <w:spacing w:before="60" w:after="80"/>
+              <w:ind w:left="170"/>
+              <w:rPr>
+                <w:color w:val="333333"/>
+                <w:sz w:val="18"/>
+              </w:rPr>
+            </w:pPr>
+            <w:r>
+              <w:rPr>
+                <w:color w:val="333333"/>
+                <w:sz w:val="18"/>
+              </w:rPr>
+              <w:t>Software Qualitätssicherung   |   German Testing Board / TH Köln   |   2022 – 2023</w:t>
+            </w:r>
+          </w:p>
+          <w:p>
+            <w:pPr>
+              <w:pBdr>
+                <w:right w:val="single" w:sz="6" w:space="0" w:color="4CA8C9"/>
+              </w:pBdr>
+              <w:spacing w:before="240" w:after="60"/>
+              <w:ind w:left="170"/>
+              <w:rPr>
+                <w:b/>
+                <w:caps/>
+                <w:color w:val="10151A"/>
+                <w:sz w:val="20"/>
+              </w:rPr>
+            </w:pPr>
+            <w:r>
+              <w:rPr>
+                <w:b/>
+                <w:caps/>
+                <w:color w:val="10151A"/>
+                <w:sz w:val="20"/>
+              </w:rPr>
+              <w:t>EHRENAMTLICHE TÄTIGKEITEN</w:t>
+            </w:r>
+          </w:p>
+          <w:p>
+            <w:pPr>
+              <w:pBdr>
+                <w:right w:val="single" w:sz="6" w:space="0" w:color="4CA8C9"/>
+              </w:pBdr>
+              <w:spacing w:before="60" w:after="60"/>
+              <w:ind w:left="170"/>
+              <w:rPr>
+                <w:color w:val="333333"/>
+                <w:sz w:val="18"/>
+              </w:rPr>
+            </w:pPr>
+            <w:r>
+              <w:rPr>
+                <w:color w:val="333333"/>
+                <w:sz w:val="18"/>
+              </w:rPr>
+              <w:t>Freiwillige Nachbarschaftshilfe — 2018–2020, Heidelberg</w:t>
+            </w:r>
+          </w:p>
+          <w:p>
+            <w:pPr>
+              <w:pBdr>
+                <w:right w:val="single" w:sz="6" w:space="0" w:color="4CA8C9"/>
+              </w:pBdr>
+              <w:spacing w:before="60" w:after="60"/>
+              <w:ind w:left="170"/>
+            </w:pPr>
+            <w:r>
+              <w:rPr>
+                <w:color w:val="333333"/>
+                <w:sz w:val="18"/>
+              </w:rPr>
+              <w:t>Stressmanagement und Persönlichkeitsentwicklung — 2022–2023, TH Köln</w:t>
+            </w:r>
+          </w:p>
+        </w:tc>
+      </w:tr>
+    </w:tbl>
+    <w:p/>
     <w:sectPr>
       <w:pgSz w:w="11906" w:h="16838"/>
-      <w:pgMar w:top="1134" w:right="1417" w:bottom="1134" w:left="1417" w:header="708" w:footer="708" w:gutter="0"/>
+      <w:pgMar w:top="0" w:right="0" w:bottom="0" w:left="0" w:header="708" w:footer="708" w:gutter="0"/>
       <w:cols w:space="708"/>
       <w:docGrid w:linePitch="360"/>
     </w:sectPr>
@@ -1426,7 +1834,7 @@
     <w:link w:val="berschrift1Zchn"/>
     <w:uiPriority w:val="9"/>
     <w:qFormat/>
-    <w:rsid w:val="00247EE4"/>
+    <w:rsid w:val="00196CB7"/>
     <w:pPr>
       <w:keepNext/>
       <w:keepLines/>
@@ -1449,7 +1857,7 @@
     <w:semiHidden/>
     <w:unhideWhenUsed/>
     <w:qFormat/>
-    <w:rsid w:val="00247EE4"/>
+    <w:rsid w:val="00196CB7"/>
     <w:pPr>
       <w:keepNext/>
       <w:keepLines/>
@@ -1472,7 +1880,7 @@
     <w:semiHidden/>
     <w:unhideWhenUsed/>
     <w:qFormat/>
-    <w:rsid w:val="00247EE4"/>
+    <w:rsid w:val="00196CB7"/>
     <w:pPr>
       <w:keepNext/>
       <w:keepLines/>
@@ -1495,7 +1903,7 @@
     <w:semiHidden/>
     <w:unhideWhenUsed/>
     <w:qFormat/>
-    <w:rsid w:val="00247EE4"/>
+    <w:rsid w:val="00196CB7"/>
     <w:pPr>
       <w:keepNext/>
       <w:keepLines/>
@@ -1518,7 +1926,7 @@
     <w:semiHidden/>
     <w:unhideWhenUsed/>
     <w:qFormat/>
-    <w:rsid w:val="00247EE4"/>
+    <w:rsid w:val="00196CB7"/>
     <w:pPr>
       <w:keepNext/>
       <w:keepLines/>
@@ -1539,7 +1947,7 @@
     <w:semiHidden/>
     <w:unhideWhenUsed/>
     <w:qFormat/>
-    <w:rsid w:val="00247EE4"/>
+    <w:rsid w:val="00196CB7"/>
     <w:pPr>
       <w:keepNext/>
       <w:keepLines/>
@@ -1562,7 +1970,7 @@
     <w:semiHidden/>
     <w:unhideWhenUsed/>
     <w:qFormat/>
-    <w:rsid w:val="00247EE4"/>
+    <w:rsid w:val="00196CB7"/>
     <w:pPr>
       <w:keepNext/>
       <w:keepLines/>
@@ -1583,7 +1991,7 @@
     <w:semiHidden/>
     <w:unhideWhenUsed/>
     <w:qFormat/>
-    <w:rsid w:val="00247EE4"/>
+    <w:rsid w:val="00196CB7"/>
     <w:pPr>
       <w:keepNext/>
       <w:keepLines/>
@@ -1606,7 +2014,7 @@
     <w:semiHidden/>
     <w:unhideWhenUsed/>
     <w:qFormat/>
-    <w:rsid w:val="00247EE4"/>
+    <w:rsid w:val="00196CB7"/>
     <w:pPr>
       <w:keepNext/>
       <w:keepLines/>
@@ -1650,7 +2058,7 @@
     <w:basedOn w:val="Absatz-Standardschriftart"/>
     <w:link w:val="berschrift1"/>
     <w:uiPriority w:val="9"/>
-    <w:rsid w:val="00247EE4"/>
+    <w:rsid w:val="00196CB7"/>
     <w:rPr>
       <w:rFonts w:asciiTheme="majorHAnsi" w:eastAsiaTheme="majorEastAsia" w:hAnsiTheme="majorHAnsi" w:cstheme="majorBidi"/>
       <w:color w:val="0F4761" w:themeColor="accent1" w:themeShade="BF"/>
@@ -1664,7 +2072,7 @@
     <w:link w:val="berschrift2"/>
     <w:uiPriority w:val="9"/>
     <w:semiHidden/>
-    <w:rsid w:val="00247EE4"/>
+    <w:rsid w:val="00196CB7"/>
     <w:rPr>
       <w:rFonts w:asciiTheme="majorHAnsi" w:eastAsiaTheme="majorEastAsia" w:hAnsiTheme="majorHAnsi" w:cstheme="majorBidi"/>
       <w:color w:val="0F4761" w:themeColor="accent1" w:themeShade="BF"/>
@@ -1678,7 +2086,7 @@
     <w:link w:val="berschrift3"/>
     <w:uiPriority w:val="9"/>
     <w:semiHidden/>
-    <w:rsid w:val="00247EE4"/>
+    <w:rsid w:val="00196CB7"/>
     <w:rPr>
       <w:rFonts w:eastAsiaTheme="majorEastAsia" w:cstheme="majorBidi"/>
       <w:color w:val="0F4761" w:themeColor="accent1" w:themeShade="BF"/>
@@ -1692,7 +2100,7 @@
     <w:link w:val="berschrift4"/>
     <w:uiPriority w:val="9"/>
     <w:semiHidden/>
-    <w:rsid w:val="00247EE4"/>
+    <w:rsid w:val="00196CB7"/>
     <w:rPr>
       <w:rFonts w:eastAsiaTheme="majorEastAsia" w:cstheme="majorBidi"/>
       <w:i/>
@@ -1706,7 +2114,7 @@
     <w:link w:val="berschrift5"/>
     <w:uiPriority w:val="9"/>
     <w:semiHidden/>
-    <w:rsid w:val="00247EE4"/>
+    <w:rsid w:val="00196CB7"/>
     <w:rPr>
       <w:rFonts w:eastAsiaTheme="majorEastAsia" w:cstheme="majorBidi"/>
       <w:color w:val="0F4761" w:themeColor="accent1" w:themeShade="BF"/>
@@ -1718,7 +2126,7 @@
     <w:link w:val="berschrift6"/>
     <w:uiPriority w:val="9"/>
     <w:semiHidden/>
-    <w:rsid w:val="00247EE4"/>
+    <w:rsid w:val="00196CB7"/>
     <w:rPr>
       <w:rFonts w:eastAsiaTheme="majorEastAsia" w:cstheme="majorBidi"/>
       <w:i/>
@@ -1732,7 +2140,7 @@
     <w:link w:val="berschrift7"/>
     <w:uiPriority w:val="9"/>
     <w:semiHidden/>
-    <w:rsid w:val="00247EE4"/>
+    <w:rsid w:val="00196CB7"/>
     <w:rPr>
       <w:rFonts w:eastAsiaTheme="majorEastAsia" w:cstheme="majorBidi"/>
       <w:color w:val="595959" w:themeColor="text1" w:themeTint="A6"/>
@@ -1744,7 +2152,7 @@
     <w:link w:val="berschrift8"/>
     <w:uiPriority w:val="9"/>
     <w:semiHidden/>
-    <w:rsid w:val="00247EE4"/>
+    <w:rsid w:val="00196CB7"/>
     <w:rPr>
       <w:rFonts w:eastAsiaTheme="majorEastAsia" w:cstheme="majorBidi"/>
       <w:i/>
@@ -1758,7 +2166,7 @@
     <w:link w:val="berschrift9"/>
     <w:uiPriority w:val="9"/>
     <w:semiHidden/>
-    <w:rsid w:val="00247EE4"/>
+    <w:rsid w:val="00196CB7"/>
     <w:rPr>
       <w:rFonts w:eastAsiaTheme="majorEastAsia" w:cstheme="majorBidi"/>
       <w:color w:val="272727" w:themeColor="text1" w:themeTint="D8"/>
@@ -1771,7 +2179,7 @@
     <w:link w:val="TitelZchn"/>
     <w:uiPriority w:val="10"/>
     <w:qFormat/>
-    <w:rsid w:val="00247EE4"/>
+    <w:rsid w:val="00196CB7"/>
     <w:pPr>
       <w:spacing w:after="80" w:line="240" w:lineRule="auto"/>
       <w:contextualSpacing/>
@@ -1789,7 +2197,7 @@
     <w:basedOn w:val="Absatz-Standardschriftart"/>
     <w:link w:val="Titel"/>
     <w:uiPriority w:val="10"/>
-    <w:rsid w:val="00247EE4"/>
+    <w:rsid w:val="00196CB7"/>
     <w:rPr>
       <w:rFonts w:asciiTheme="majorHAnsi" w:eastAsiaTheme="majorEastAsia" w:hAnsiTheme="majorHAnsi" w:cstheme="majorBidi"/>
       <w:spacing w:val="-10"/>
@@ -1805,7 +2213,7 @@
     <w:link w:val="UntertitelZchn"/>
     <w:uiPriority w:val="11"/>
     <w:qFormat/>
-    <w:rsid w:val="00247EE4"/>
+    <w:rsid w:val="00196CB7"/>
     <w:pPr>
       <w:numPr>
         <w:ilvl w:val="1"/>
@@ -1824,7 +2232,7 @@
     <w:basedOn w:val="Absatz-Standardschriftart"/>
     <w:link w:val="Untertitel"/>
     <w:uiPriority w:val="11"/>
-    <w:rsid w:val="00247EE4"/>
+    <w:rsid w:val="00196CB7"/>
     <w:rPr>
       <w:rFonts w:eastAsiaTheme="majorEastAsia" w:cstheme="majorBidi"/>
       <w:color w:val="595959" w:themeColor="text1" w:themeTint="A6"/>
@@ -1840,7 +2248,7 @@
     <w:link w:val="ZitatZchn"/>
     <w:uiPriority w:val="29"/>
     <w:qFormat/>
-    <w:rsid w:val="00247EE4"/>
+    <w:rsid w:val="00196CB7"/>
     <w:pPr>
       <w:spacing w:before="160"/>
       <w:jc w:val="center"/>
@@ -1856,7 +2264,7 @@
     <w:basedOn w:val="Absatz-Standardschriftart"/>
     <w:link w:val="Zitat"/>
     <w:uiPriority w:val="29"/>
-    <w:rsid w:val="00247EE4"/>
+    <w:rsid w:val="00196CB7"/>
     <w:rPr>
       <w:i/>
       <w:iCs/>
@@ -1868,7 +2276,7 @@
     <w:basedOn w:val="Standard"/>
     <w:uiPriority w:val="34"/>
     <w:qFormat/>
-    <w:rsid w:val="00247EE4"/>
+    <w:rsid w:val="00196CB7"/>
     <w:pPr>
       <w:ind w:left="720"/>
       <w:contextualSpacing/>
@@ -1879,7 +2287,7 @@
     <w:basedOn w:val="Absatz-Standardschriftart"/>
     <w:uiPriority w:val="21"/>
     <w:qFormat/>
-    <w:rsid w:val="00247EE4"/>
+    <w:rsid w:val="00196CB7"/>
     <w:rPr>
       <w:i/>
       <w:iCs/>
@@ -1893,7 +2301,7 @@
     <w:link w:val="IntensivesZitatZchn"/>
     <w:uiPriority w:val="30"/>
     <w:qFormat/>
-    <w:rsid w:val="00247EE4"/>
+    <w:rsid w:val="00196CB7"/>
     <w:pPr>
       <w:pBdr>
         <w:top w:val="single" w:sz="4" w:space="10" w:color="0F4761" w:themeColor="accent1" w:themeShade="BF"/>
@@ -1914,7 +2322,7 @@
     <w:basedOn w:val="Absatz-Standardschriftart"/>
     <w:link w:val="IntensivesZitat"/>
     <w:uiPriority w:val="30"/>
-    <w:rsid w:val="00247EE4"/>
+    <w:rsid w:val="00196CB7"/>
     <w:rPr>
       <w:i/>
       <w:iCs/>
@@ -1926,7 +2334,7 @@
     <w:basedOn w:val="Absatz-Standardschriftart"/>
     <w:uiPriority w:val="32"/>
     <w:qFormat/>
-    <w:rsid w:val="00247EE4"/>
+    <w:rsid w:val="00196CB7"/>
     <w:rPr>
       <w:b/>
       <w:bCs/>
